--- a/TerminationTemplate.docx
+++ b/TerminationTemplate.docx
@@ -14,7 +14,7 @@
       </w:tblGrid>
       <w:tr>
         <w:trPr>
-          <w:trHeight w:val="15138"/>
+          <w:trHeight w:val="16130"/>
         </w:trPr>
         <w:tc>
           <w:tcPr>
@@ -122,9 +122,9 @@
                           <w:noProof/>
                         </w:rPr>
                         <w:drawing>
-                          <wp:inline distT="0" distB="0" distL="0" distR="0" wp14:anchorId="644B1B28" wp14:editId="3C9BE43D">
-                            <wp:extent cx="1333500" cy="1333500"/>
-                            <wp:effectExtent l="0" t="0" r="0" b="0"/>
+                          <wp:inline distT="0" distB="0" distL="0" distR="0" wp14:anchorId="644B1B28" wp14:editId="32744977">
+                            <wp:extent cx="2087880" cy="1333500"/>
+                            <wp:effectExtent l="0" t="0" r="7620" b="0"/>
                             <wp:docPr id="1" name="Picture 1"/>
                             <wp:cNvGraphicFramePr>
                               <a:graphicFrameLocks xmlns:a="http://schemas.openxmlformats.org/drawingml/2006/main" noChangeAspect="1"/>
@@ -147,7 +147,7 @@
                                   <pic:spPr bwMode="auto">
                                     <a:xfrm>
                                       <a:off x="0" y="0"/>
-                                      <a:ext cx="1333500" cy="1333500"/>
+                                      <a:ext cx="2087880" cy="1333500"/>
                                     </a:xfrm>
                                     <a:prstGeom prst="rect">
                                       <a:avLst/>
@@ -1368,7 +1368,7 @@
                 <w:alias w:val="#Nav: /FinalCalculation/Rent_Calculate_Sub"/>
                 <w:tag w:val="#Nav: Termination_Template/50113"/>
                 <w:id w:val="-913396961"/>
-                <w15:dataBinding w:prefixMappings="xmlns:ns0='urn:microsoft-dynamics-nav/reports/Termination_Template/50113/'" w:xpath="/ns0:NavWordReportXmlPart[1]/ns0:FinalCalculation[1]/ns0:Rent_Calculate_Sub" w:storeItemID="{5BBF7251-B33A-47F9-BAE4-7493B14D6FF8}"/>
+                <w15:dataBinding w:prefixMappings="xmlns:ns0='urn:microsoft-dynamics-nav/reports/Termination_Template/50113/' " w:xpath="/ns0:NavWordReportXmlPart[1]/ns0:FinalCalculation[1]/ns0:Rent_Calculate_Sub" w:storeItemID="{5BBF7251-B33A-47F9-BAE4-7493B14D6FF8}"/>
                 <w15:repeatingSection/>
               </w:sdtPr>
               <w:sdtContent>
@@ -2226,7 +2226,7 @@
                 <w:alias w:val="#Nav: /FinalCalculation/Additional_Charges_Sub"/>
                 <w:tag w:val="#Nav: Termination_Template/50113"/>
                 <w:id w:val="-401372242"/>
-                <w15:dataBinding w:prefixMappings="xmlns:ns0='urn:microsoft-dynamics-nav/reports/Termination_Template/50113/'" w:xpath="/ns0:NavWordReportXmlPart[1]/ns0:FinalCalculation[1]/ns0:Additional_Charges_Sub" w:storeItemID="{5BBF7251-B33A-47F9-BAE4-7493B14D6FF8}"/>
+                <w15:dataBinding w:prefixMappings="xmlns:ns0='urn:microsoft-dynamics-nav/reports/Termination_Template/50113/' " w:xpath="/ns0:NavWordReportXmlPart[1]/ns0:FinalCalculation[1]/ns0:Additional_Charges_Sub" w:storeItemID="{5BBF7251-B33A-47F9-BAE4-7493B14D6FF8}"/>
                 <w15:repeatingSection/>
               </w:sdtPr>
               <w:sdtContent>
@@ -3015,14 +3015,14 @@
                           <w:sz w:val="24"/>
                           <w:szCs w:val="24"/>
                         </w:rPr>
+                        <w:alias w:val="#Nav: /FinalCalculation/Total_AdC"/>
+                        <w:tag w:val="#Nav: Termination_Template/50113"/>
                         <w:id w:val="931016505"/>
                         <w:placeholder>
                           <w:docPart w:val="DefaultPlaceholder_-1854013440"/>
                         </w:placeholder>
                         <w:dataBinding w:prefixMappings="xmlns:ns0='urn:microsoft-dynamics-nav/reports/Termination_Template/50113/'" w:xpath="/ns0:NavWordReportXmlPart[1]/ns0:FinalCalculation[1]/ns0:Total_AdC[1]" w:storeItemID="{5BBF7251-B33A-47F9-BAE4-7493B14D6FF8}"/>
                         <w:text/>
-                        <w:alias w:val="#Nav: /FinalCalculation/Total_AdC"/>
-                        <w:tag w:val="#Nav: Termination_Template/50113"/>
                       </w:sdtPr>
                       <w:sdtContent>
                         <w:tc>
@@ -3297,8 +3297,37 @@
                       <w:sz w:val="24"/>
                       <w:szCs w:val="24"/>
                     </w:rPr>
-                    <w:t>Status : Refund</w:t>
-                  </w:r>
+                    <w:t xml:space="preserve">Status : </w:t>
+                  </w:r>
+                  <w:sdt>
+                    <w:sdtPr>
+                      <w:rPr>
+                        <w:b/>
+                        <w:bCs/>
+                        <w:sz w:val="24"/>
+                        <w:szCs w:val="24"/>
+                      </w:rPr>
+                      <w:alias w:val="#Nav: /FinalCalculation/Settlement_Status"/>
+                      <w:tag w:val="#Nav: Termination_Template/50113"/>
+                      <w:id w:val="826863599"/>
+                      <w:placeholder>
+                        <w:docPart w:val="DefaultPlaceholder_-1854013440"/>
+                      </w:placeholder>
+                      <w:dataBinding w:prefixMappings="xmlns:ns0='urn:microsoft-dynamics-nav/reports/Termination_Template/50113/' " w:xpath="/ns0:NavWordReportXmlPart[1]/ns0:FinalCalculation[1]/ns0:Settlement_Status[1]" w:storeItemID="{5BBF7251-B33A-47F9-BAE4-7493B14D6FF8}"/>
+                      <w:text/>
+                    </w:sdtPr>
+                    <w:sdtContent>
+                      <w:r>
+                        <w:rPr>
+                          <w:b/>
+                          <w:bCs/>
+                          <w:sz w:val="24"/>
+                          <w:szCs w:val="24"/>
+                        </w:rPr>
+                        <w:t>Settlement_Status</w:t>
+                      </w:r>
+                    </w:sdtContent>
+                  </w:sdt>
                 </w:p>
               </w:tc>
             </w:tr>
@@ -4124,6 +4153,8 @@
   </w:compat>
   <w:rsids>
     <w:rsidRoot w:val="009E7335"/>
+    <w:rsid w:val="000405D5"/>
+    <w:rsid w:val="00086E9E"/>
     <w:rsid w:val="000A45D0"/>
     <w:rsid w:val="000A4A46"/>
     <w:rsid w:val="000C4417"/>
@@ -4138,6 +4169,7 @@
     <w:rsid w:val="003973C3"/>
     <w:rsid w:val="003B5114"/>
     <w:rsid w:val="003C329F"/>
+    <w:rsid w:val="00406AA4"/>
     <w:rsid w:val="004161B8"/>
     <w:rsid w:val="0041670D"/>
     <w:rsid w:val="00457CE0"/>
@@ -4159,6 +4191,7 @@
     <w:rsid w:val="0067753D"/>
     <w:rsid w:val="006F0F74"/>
     <w:rsid w:val="00712249"/>
+    <w:rsid w:val="00724AA0"/>
     <w:rsid w:val="00747C13"/>
     <w:rsid w:val="00766535"/>
     <w:rsid w:val="0078736F"/>
@@ -4178,6 +4211,7 @@
     <w:rsid w:val="00950C4A"/>
     <w:rsid w:val="00954BC8"/>
     <w:rsid w:val="00954F6C"/>
+    <w:rsid w:val="00960177"/>
     <w:rsid w:val="009628F2"/>
     <w:rsid w:val="009D7622"/>
     <w:rsid w:val="009E51EA"/>
@@ -4187,8 +4221,10 @@
     <w:rsid w:val="00AA51D4"/>
     <w:rsid w:val="00AD5615"/>
     <w:rsid w:val="00AE1D99"/>
+    <w:rsid w:val="00B059E5"/>
     <w:rsid w:val="00B1046C"/>
     <w:rsid w:val="00B25B48"/>
+    <w:rsid w:val="00B52443"/>
     <w:rsid w:val="00B721DA"/>
     <w:rsid w:val="00BA44EB"/>
     <w:rsid w:val="00BC1548"/>
@@ -4200,6 +4236,7 @@
     <w:rsid w:val="00DA6587"/>
     <w:rsid w:val="00E12D64"/>
     <w:rsid w:val="00E31517"/>
+    <w:rsid w:val="00EB7D8B"/>
     <w:rsid w:val="00EC3869"/>
     <w:rsid w:val="00EE61A0"/>
     <w:rsid w:val="00EF3129"/>
@@ -4984,7 +5021,73 @@
 <b:Sources xmlns:b="http://schemas.openxmlformats.org/officeDocument/2006/bibliography" xmlns="http://schemas.openxmlformats.org/officeDocument/2006/bibliography" SelectedStyle="\APASixthEditionOfficeOnline.xsl" StyleName="APA" Version="6"/>
 </file>
 
-<file path=customXml/item2.xml>��< ? x m l   v e r s i o n = " 1 . 0 "   e n c o d i n g = " u t f - 1 6 " ? > < N a v W o r d R e p o r t X m l P a r t   x m l n s = " u r n : m i c r o s o f t - d y n a m i c s - n a v / r e p o r t s / T e r m i n a t i o n _ T e m p l a t e / 5 0 1 1 3 / " > +<file path=customXml/item2.xml>��< ? x m l   v e r s i o n = " 1 . 0 "   e n c o d i n g = " u t f - 1 6 " ? > + 
+ < N a v W o r d R e p o r t X m l P a r t   x m l n s = " u r n : m i c r o s o f t - d y n a m i c s - n a v / r e p o r t s / T e r m i n a t i o n _ T e m p l a t e / 5 0 1 1 3 / " > + 
+     < B C R e p o r t I n f o r m a t i o n > + 
+         < R e p o r t M e t a d a t a > + 
+             < E x t e n s i o n I d > E x t e n s i o n   I D < / E x t e n s i o n I d > + 
+             < E x t e n s i o n N a m e > E x t e n s i o n   N a m e < / E x t e n s i o n N a m e > + 
+             < E x t e n s i o n P u b l i s h e r > E x t e n s i o n   P u b l i s h e r < / E x t e n s i o n P u b l i s h e r > + 
+             < E x t e n s i o n V e r s i o n > E x t e n s i o n   V e r s i o n < / E x t e n s i o n V e r s i o n > + 
+             < R e p o r t I d > R e p o r t   I D < / R e p o r t I d > + 
+             < R e p o r t N a m e > R e p o r t   N a m e < / R e p o r t N a m e > + 
+             < A b o u t T h i s R e p o r t T i t l e > A b o u t   T h i s   R e p o r t   T i t l e < / A b o u t T h i s R e p o r t T i t l e > + 
+             < A b o u t T h i s R e p o r t T e x t > A b o u t   T h i s   R e p o r t   T e x t < / A b o u t T h i s R e p o r t T e x t > + 
+             < R e p o r t H e l p L i n k > R e p o r t   H e l p   L i n k < / R e p o r t H e l p L i n k > + 
+         < / R e p o r t M e t a d a t a > + 
+         < R e p o r t R e q u e s t > + 
+             < T e n a n t E n t r a I d > T e n a n t   E n t r a   I d < / T e n a n t E n t r a I d > + 
+             < E n v i r o n m e n t N a m e > E n v i r o n m e n t   N a m e < / E n v i r o n m e n t N a m e > + 
+             < E n v i r o n m e n t T y p e > E n v i r o n m e n t   T y p e < / E n v i r o n m e n t T y p e > + 
+             < C o m p a n y N a m e > C o m p a n y   N a m e < / C o m p a n y N a m e > + 
+             < C o m p a n y D i s p l a y N a m e > C o m p a n y   D i s p l a y   N a m e < / C o m p a n y D i s p l a y N a m e > + 
+             < C o m p a n y I d > C o m p a n y   I D < / C o m p a n y I d > + 
+             < U s e r N a m e > U s e r   N a m e < / U s e r N a m e > + 
+             < D a t e A n d T i m e > D a t e   a n d   T i m e < / D a t e A n d T i m e > + 
+             < L a n g u a g e > L a n g u a g e < / L a n g u a g e > + 
+             < F o r m a t R e g i o n > F o r m a t   R e g i o n < / F o r m a t R e g i o n > + 
+             < D a t e T i m e V a l u e s > + 
+                 < Y e a r > Y e a r < / Y e a r > + 
+                 < M o n t h N u m b e r > M o n t h   N u m b e r < / M o n t h N u m b e r > + 
+                 < D a y N u m b e r > D a y   N u m b e r < / D a y N u m b e r > + 
+                 < H o u r > H o u r < / H o u r > + 
+                 < M i n u t e > M i n u t e < / M i n u t e > + 
+             < / D a t e T i m e V a l u e s > + 
+         < / R e p o r t R e q u e s t > + 
+     < / B C R e p o r t I n f o r m a t i o n >   
      < F i n a l C a l c u l a t i o n >   
@@ -5004,7 +5107,7 @@
  
          < C o m p a n y P h o n e > C o m p a n y P h o n e < / C o m p a n y P h o n e >   
-         < C o m p a n y P i c t u r e > C o m p a n y P i c t u r e < / C o m p a n y P i c t u r e > +         < C o m p a n y P i c t u r e   / >   
          < C o m p a n y P o s t c o d e > C o m p a n y P o s t c o d e < / C o m p a n y P o s t c o d e >   
@@ -5031,6 +5134,8 @@
          < O t h _ D e > O t h _ D e < / O t h _ D e >   
          < S e c _ D e > S e c _ D e < / S e c _ D e > + 
+         < S e t t l e m e n t _ S t a t u s > S e t t l e m e n t _ S t a t u s < / S e t t l e m e n t _ S t a t u s >   
          < T e r m i n a t i o n _ D a t e > T e r m i n a t i o n _ D a t e < / T e r m i n a t i o n _ D a t e >   
